--- a/db/documantation.docx
+++ b/db/documantation.docx
@@ -1,6 +1,6 @@
 
 <file path=word/document.xml><?xml version="1.0" encoding="utf-8"?>
-<w:document xmlns:wpc="http://schemas.microsoft.com/office/word/2010/wordprocessingCanvas" xmlns:cx="http://schemas.microsoft.com/office/drawing/2014/chartex" xmlns:cx1="http://schemas.microsoft.com/office/drawing/2015/9/8/chartex" xmlns:cx2="http://schemas.microsoft.com/office/drawing/2015/10/21/chartex" xmlns:cx3="http://schemas.microsoft.com/office/drawing/2016/5/9/chartex" xmlns:cx4="http://schemas.microsoft.com/office/drawing/2016/5/10/chartex" xmlns:cx5="http://schemas.microsoft.com/office/drawing/2016/5/11/chartex" xmlns:cx6="http://schemas.microsoft.com/office/drawing/2016/5/12/chartex" xmlns:cx7="http://schemas.microsoft.com/office/drawing/2016/5/13/chartex" xmlns:cx8="http://schemas.microsoft.com/office/drawing/2016/5/14/chartex" xmlns:mc="http://schemas.openxmlformats.org/markup-compatibility/2006" xmlns:aink="http://schemas.microsoft.com/office/drawing/2016/ink" xmlns:am3d="http://schemas.microsoft.com/office/drawing/2017/model3d" xmlns:o="urn:schemas-microsoft-com:office:office" xmlns:oel="http://schemas.microsoft.com/office/2019/extlst" xmlns:r="http://schemas.openxmlformats.org/officeDocument/2006/relationships" xmlns:m="http://schemas.openxmlformats.org/officeDocument/2006/math" xmlns:v="urn:schemas-microsoft-com:vml" xmlns:wp14="http://schemas.microsoft.com/office/word/2010/wordprocessingDrawing" xmlns:wp="http://schemas.openxmlformats.org/drawingml/2006/wordprocessingDrawing" xmlns:w10="urn:schemas-microsoft-com:office:word" xmlns:w="http://schemas.openxmlformats.org/wordprocessingml/2006/main" xmlns:w14="http://schemas.microsoft.com/office/word/2010/wordml" xmlns:w15="http://schemas.microsoft.com/office/word/2012/wordml" xmlns:w16cex="http://schemas.microsoft.com/office/word/2018/wordml/cex" xmlns:w16cid="http://schemas.microsoft.com/office/word/2016/wordml/cid" xmlns:w16="http://schemas.microsoft.com/office/word/2018/wordml" xmlns:w16du="http://schemas.microsoft.com/office/word/2023/wordml/word16du" xmlns:w16sdtdh="http://schemas.microsoft.com/office/word/2020/wordml/sdtdatahash" xmlns:w16sdtfl="http://schemas.microsoft.com/office/word/2024/wordml/sdtformatlock" xmlns:w16se="http://schemas.microsoft.com/office/word/2015/wordml/symex" xmlns:wpg="http://schemas.microsoft.com/office/word/2010/wordprocessingGroup" xmlns:wpi="http://schemas.microsoft.com/office/word/2010/wordprocessingInk" xmlns:wne="http://schemas.microsoft.com/office/word/2006/wordml" xmlns:wps="http://schemas.microsoft.com/office/word/2010/wordprocessingShape" mc:Ignorable="w14 w15 w16se w16cid w16 w16cex w16sdtdh w16sdtfl w16du wp14">
+<w:document xmlns:wpc="http://schemas.microsoft.com/office/word/2010/wordprocessingCanvas" xmlns:cx="http://schemas.microsoft.com/office/drawing/2014/chartex" xmlns:cx1="http://schemas.microsoft.com/office/drawing/2015/9/8/chartex" xmlns:cx2="http://schemas.microsoft.com/office/drawing/2015/10/21/chartex" xmlns:cx3="http://schemas.microsoft.com/office/drawing/2016/5/9/chartex" xmlns:cx4="http://schemas.microsoft.com/office/drawing/2016/5/10/chartex" xmlns:cx5="http://schemas.microsoft.com/office/drawing/2016/5/11/chartex" xmlns:cx6="http://schemas.microsoft.com/office/drawing/2016/5/12/chartex" xmlns:cx7="http://schemas.microsoft.com/office/drawing/2016/5/13/chartex" xmlns:cx8="http://schemas.microsoft.com/office/drawing/2016/5/14/chartex" xmlns:mc="http://schemas.openxmlformats.org/markup-compatibility/2006" xmlns:aink="http://schemas.microsoft.com/office/drawing/2016/ink" xmlns:am3d="http://schemas.microsoft.com/office/drawing/2017/model3d" xmlns:o="urn:schemas-microsoft-com:office:office" xmlns:r="http://schemas.openxmlformats.org/officeDocument/2006/relationships" xmlns:m="http://schemas.openxmlformats.org/officeDocument/2006/math" xmlns:v="urn:schemas-microsoft-com:vml" xmlns:wp14="http://schemas.microsoft.com/office/word/2010/wordprocessingDrawing" xmlns:wp="http://schemas.openxmlformats.org/drawingml/2006/wordprocessingDrawing" xmlns:w10="urn:schemas-microsoft-com:office:word" xmlns:w="http://schemas.openxmlformats.org/wordprocessingml/2006/main" xmlns:w14="http://schemas.microsoft.com/office/word/2010/wordml" xmlns:w15="http://schemas.microsoft.com/office/word/2012/wordml" xmlns:w16cid="http://schemas.microsoft.com/office/word/2016/wordml/cid" xmlns:w16se="http://schemas.microsoft.com/office/word/2015/wordml/symex" xmlns:wpg="http://schemas.microsoft.com/office/word/2010/wordprocessingGroup" xmlns:wpi="http://schemas.microsoft.com/office/word/2010/wordprocessingInk" xmlns:wne="http://schemas.microsoft.com/office/word/2006/wordml" xmlns:wps="http://schemas.microsoft.com/office/word/2010/wordprocessingShape" mc:Ignorable="w14 w15 w16se w16cid wp14">
   <w:body>
     <w:p>
       <w:pPr>
@@ -49,6 +49,18 @@
           <w14:ligatures w14:val="none"/>
         </w:rPr>
         <w:t>. roles</w:t>
+      </w:r>
+      <w:r>
+        <w:rPr>
+          <w:rFonts w:ascii="Times New Roman" w:eastAsia="Times New Roman" w:hAnsi="Times New Roman" w:cs="Times New Roman"/>
+          <w:b/>
+          <w:bCs/>
+          <w:kern w:val="36"/>
+          <w:sz w:val="48"/>
+          <w:szCs w:val="48"/>
+          <w14:ligatures w14:val="none"/>
+        </w:rPr>
+        <w:t xml:space="preserve"> Done</w:t>
       </w:r>
     </w:p>
     <w:tbl>
@@ -547,6 +559,18 @@
         </w:rPr>
         <w:t>. users</w:t>
       </w:r>
+      <w:r>
+        <w:rPr>
+          <w:rFonts w:ascii="Times New Roman" w:eastAsia="Times New Roman" w:hAnsi="Times New Roman" w:cs="Times New Roman"/>
+          <w:b/>
+          <w:bCs/>
+          <w:kern w:val="36"/>
+          <w:sz w:val="48"/>
+          <w:szCs w:val="48"/>
+          <w14:ligatures w14:val="none"/>
+        </w:rPr>
+        <w:t xml:space="preserve"> Done</w:t>
+      </w:r>
     </w:p>
     <w:tbl>
       <w:tblPr>
@@ -1663,6 +1687,18 @@
         </w:rPr>
         <w:t>. departments</w:t>
       </w:r>
+      <w:r>
+        <w:rPr>
+          <w:rFonts w:ascii="Times New Roman" w:eastAsia="Times New Roman" w:hAnsi="Times New Roman" w:cs="Times New Roman"/>
+          <w:b/>
+          <w:bCs/>
+          <w:kern w:val="36"/>
+          <w:sz w:val="48"/>
+          <w:szCs w:val="48"/>
+          <w14:ligatures w14:val="none"/>
+        </w:rPr>
+        <w:t xml:space="preserve"> Done</w:t>
+      </w:r>
     </w:p>
     <w:tbl>
       <w:tblPr>
@@ -2080,6 +2116,18 @@
           <w14:ligatures w14:val="none"/>
         </w:rPr>
         <w:t>Designation</w:t>
+      </w:r>
+      <w:r>
+        <w:rPr>
+          <w:rFonts w:ascii="Times New Roman" w:eastAsia="Times New Roman" w:hAnsi="Times New Roman" w:cs="Times New Roman"/>
+          <w:b/>
+          <w:bCs/>
+          <w:kern w:val="36"/>
+          <w:sz w:val="48"/>
+          <w:szCs w:val="48"/>
+          <w14:ligatures w14:val="none"/>
+        </w:rPr>
+        <w:t xml:space="preserve"> Done</w:t>
       </w:r>
     </w:p>
     <w:tbl>
@@ -2511,6 +2559,18 @@
         </w:rPr>
         <w:t>5. doctors</w:t>
       </w:r>
+      <w:r>
+        <w:rPr>
+          <w:rFonts w:ascii="Times New Roman" w:eastAsia="Times New Roman" w:hAnsi="Times New Roman" w:cs="Times New Roman"/>
+          <w:b/>
+          <w:bCs/>
+          <w:kern w:val="36"/>
+          <w:sz w:val="48"/>
+          <w:szCs w:val="48"/>
+          <w14:ligatures w14:val="none"/>
+        </w:rPr>
+        <w:t xml:space="preserve"> done</w:t>
+      </w:r>
     </w:p>
     <w:tbl>
       <w:tblPr>
@@ -3990,6 +4050,18 @@
           <w14:ligatures w14:val="none"/>
         </w:rPr>
         <w:t>6. patients</w:t>
+      </w:r>
+      <w:r>
+        <w:rPr>
+          <w:rFonts w:ascii="Times New Roman" w:eastAsia="Times New Roman" w:hAnsi="Times New Roman" w:cs="Times New Roman"/>
+          <w:b/>
+          <w:bCs/>
+          <w:kern w:val="36"/>
+          <w:sz w:val="48"/>
+          <w:szCs w:val="48"/>
+          <w14:ligatures w14:val="none"/>
+        </w:rPr>
+        <w:t xml:space="preserve"> Done</w:t>
       </w:r>
     </w:p>
     <w:tbl>
@@ -14109,6 +14181,18 @@
         </w:rPr>
         <w:t>15. rooms</w:t>
       </w:r>
+      <w:r>
+        <w:rPr>
+          <w:rFonts w:ascii="Times New Roman" w:eastAsia="Times New Roman" w:hAnsi="Times New Roman" w:cs="Times New Roman"/>
+          <w:b/>
+          <w:bCs/>
+          <w:kern w:val="36"/>
+          <w:sz w:val="48"/>
+          <w:szCs w:val="48"/>
+          <w14:ligatures w14:val="none"/>
+        </w:rPr>
+        <w:t xml:space="preserve"> Done</w:t>
+      </w:r>
     </w:p>
     <w:tbl>
       <w:tblPr>
@@ -15252,6 +15336,18 @@
         <w:lastRenderedPageBreak/>
         <w:t>16. beds</w:t>
       </w:r>
+      <w:r>
+        <w:rPr>
+          <w:rFonts w:ascii="Times New Roman" w:eastAsia="Times New Roman" w:hAnsi="Times New Roman" w:cs="Times New Roman"/>
+          <w:b/>
+          <w:bCs/>
+          <w:kern w:val="36"/>
+          <w:sz w:val="48"/>
+          <w:szCs w:val="48"/>
+          <w14:ligatures w14:val="none"/>
+        </w:rPr>
+        <w:t xml:space="preserve"> done</w:t>
+      </w:r>
     </w:p>
     <w:tbl>
       <w:tblPr>
@@ -16183,7 +16279,43 @@
           <w:szCs w:val="48"/>
           <w14:ligatures w14:val="none"/>
         </w:rPr>
-        <w:t>17. admissions</w:t>
+        <w:t xml:space="preserve">17. </w:t>
+      </w:r>
+      <w:r>
+        <w:rPr>
+          <w:rFonts w:ascii="Times New Roman" w:eastAsia="Times New Roman" w:hAnsi="Times New Roman" w:cs="Times New Roman"/>
+          <w:b/>
+          <w:bCs/>
+          <w:kern w:val="36"/>
+          <w:sz w:val="48"/>
+          <w:szCs w:val="48"/>
+          <w14:ligatures w14:val="none"/>
+        </w:rPr>
+        <w:t xml:space="preserve">patient </w:t>
+      </w:r>
+      <w:r>
+        <w:rPr>
+          <w:rFonts w:ascii="Times New Roman" w:eastAsia="Times New Roman" w:hAnsi="Times New Roman" w:cs="Times New Roman"/>
+          <w:b/>
+          <w:bCs/>
+          <w:kern w:val="36"/>
+          <w:sz w:val="48"/>
+          <w:szCs w:val="48"/>
+          <w14:ligatures w14:val="none"/>
+        </w:rPr>
+        <w:t>admissions</w:t>
+      </w:r>
+      <w:r>
+        <w:rPr>
+          <w:rFonts w:ascii="Times New Roman" w:eastAsia="Times New Roman" w:hAnsi="Times New Roman" w:cs="Times New Roman"/>
+          <w:b/>
+          <w:bCs/>
+          <w:kern w:val="36"/>
+          <w:sz w:val="48"/>
+          <w:szCs w:val="48"/>
+          <w14:ligatures w14:val="none"/>
+        </w:rPr>
+        <w:t xml:space="preserve"> done</w:t>
       </w:r>
     </w:p>
     <w:tbl>
@@ -19600,6 +19732,20 @@
         </w:rPr>
         <w:t>Shift</w:t>
       </w:r>
+      <w:r>
+        <w:rPr>
+          <w:rFonts w:ascii="Times New Roman" w:eastAsia="Times New Roman" w:hAnsi="Times New Roman" w:cs="Times New Roman"/>
+          <w:b/>
+          <w:bCs/>
+          <w:kern w:val="36"/>
+          <w:sz w:val="48"/>
+          <w:szCs w:val="48"/>
+          <w14:ligatures w14:val="none"/>
+        </w:rPr>
+        <w:t xml:space="preserve"> done</w:t>
+      </w:r>
+      <w:bookmarkStart w:id="0" w:name="_GoBack"/>
+      <w:bookmarkEnd w:id="0"/>
     </w:p>
     <w:tbl>
       <w:tblPr>
@@ -21392,15 +21538,15 @@
 </file>
 
 <file path=word/numbering.xml><?xml version="1.0" encoding="utf-8"?>
-<w:numbering xmlns:wpc="http://schemas.microsoft.com/office/word/2010/wordprocessingCanvas" xmlns:cx="http://schemas.microsoft.com/office/drawing/2014/chartex" xmlns:cx1="http://schemas.microsoft.com/office/drawing/2015/9/8/chartex" xmlns:cx2="http://schemas.microsoft.com/office/drawing/2015/10/21/chartex" xmlns:cx3="http://schemas.microsoft.com/office/drawing/2016/5/9/chartex" xmlns:cx4="http://schemas.microsoft.com/office/drawing/2016/5/10/chartex" xmlns:cx5="http://schemas.microsoft.com/office/drawing/2016/5/11/chartex" xmlns:cx6="http://schemas.microsoft.com/office/drawing/2016/5/12/chartex" xmlns:cx7="http://schemas.microsoft.com/office/drawing/2016/5/13/chartex" xmlns:cx8="http://schemas.microsoft.com/office/drawing/2016/5/14/chartex" xmlns:mc="http://schemas.openxmlformats.org/markup-compatibility/2006" xmlns:aink="http://schemas.microsoft.com/office/drawing/2016/ink" xmlns:am3d="http://schemas.microsoft.com/office/drawing/2017/model3d" xmlns:o="urn:schemas-microsoft-com:office:office" xmlns:oel="http://schemas.microsoft.com/office/2019/extlst" xmlns:r="http://schemas.openxmlformats.org/officeDocument/2006/relationships" xmlns:m="http://schemas.openxmlformats.org/officeDocument/2006/math" xmlns:v="urn:schemas-microsoft-com:vml" xmlns:wp14="http://schemas.microsoft.com/office/word/2010/wordprocessingDrawing" xmlns:wp="http://schemas.openxmlformats.org/drawingml/2006/wordprocessingDrawing" xmlns:w10="urn:schemas-microsoft-com:office:word" xmlns:w="http://schemas.openxmlformats.org/wordprocessingml/2006/main" xmlns:w14="http://schemas.microsoft.com/office/word/2010/wordml" xmlns:w15="http://schemas.microsoft.com/office/word/2012/wordml" xmlns:w16cex="http://schemas.microsoft.com/office/word/2018/wordml/cex" xmlns:w16cid="http://schemas.microsoft.com/office/word/2016/wordml/cid" xmlns:w16="http://schemas.microsoft.com/office/word/2018/wordml" xmlns:w16du="http://schemas.microsoft.com/office/word/2023/wordml/word16du" xmlns:w16sdtdh="http://schemas.microsoft.com/office/word/2020/wordml/sdtdatahash" xmlns:w16sdtfl="http://schemas.microsoft.com/office/word/2024/wordml/sdtformatlock" xmlns:w16se="http://schemas.microsoft.com/office/word/2015/wordml/symex" xmlns:wpg="http://schemas.microsoft.com/office/word/2010/wordprocessingGroup" xmlns:wpi="http://schemas.microsoft.com/office/word/2010/wordprocessingInk" xmlns:wne="http://schemas.microsoft.com/office/word/2006/wordml" xmlns:wps="http://schemas.microsoft.com/office/word/2010/wordprocessingShape" mc:Ignorable="w14 w15 w16se w16cid w16 w16cex w16sdtdh w16sdtfl w16du wp14">
+<w:numbering xmlns:wpc="http://schemas.microsoft.com/office/word/2010/wordprocessingCanvas" xmlns:cx="http://schemas.microsoft.com/office/drawing/2014/chartex" xmlns:cx1="http://schemas.microsoft.com/office/drawing/2015/9/8/chartex" xmlns:cx2="http://schemas.microsoft.com/office/drawing/2015/10/21/chartex" xmlns:cx3="http://schemas.microsoft.com/office/drawing/2016/5/9/chartex" xmlns:cx4="http://schemas.microsoft.com/office/drawing/2016/5/10/chartex" xmlns:cx5="http://schemas.microsoft.com/office/drawing/2016/5/11/chartex" xmlns:cx6="http://schemas.microsoft.com/office/drawing/2016/5/12/chartex" xmlns:cx7="http://schemas.microsoft.com/office/drawing/2016/5/13/chartex" xmlns:cx8="http://schemas.microsoft.com/office/drawing/2016/5/14/chartex" xmlns:mc="http://schemas.openxmlformats.org/markup-compatibility/2006" xmlns:aink="http://schemas.microsoft.com/office/drawing/2016/ink" xmlns:am3d="http://schemas.microsoft.com/office/drawing/2017/model3d" xmlns:o="urn:schemas-microsoft-com:office:office" xmlns:r="http://schemas.openxmlformats.org/officeDocument/2006/relationships" xmlns:m="http://schemas.openxmlformats.org/officeDocument/2006/math" xmlns:v="urn:schemas-microsoft-com:vml" xmlns:wp14="http://schemas.microsoft.com/office/word/2010/wordprocessingDrawing" xmlns:wp="http://schemas.openxmlformats.org/drawingml/2006/wordprocessingDrawing" xmlns:w10="urn:schemas-microsoft-com:office:word" xmlns:w="http://schemas.openxmlformats.org/wordprocessingml/2006/main" xmlns:w14="http://schemas.microsoft.com/office/word/2010/wordml" xmlns:w15="http://schemas.microsoft.com/office/word/2012/wordml" xmlns:w16cid="http://schemas.microsoft.com/office/word/2016/wordml/cid" xmlns:w16se="http://schemas.microsoft.com/office/word/2015/wordml/symex" xmlns:wpg="http://schemas.microsoft.com/office/word/2010/wordprocessingGroup" xmlns:wpi="http://schemas.microsoft.com/office/word/2010/wordprocessingInk" xmlns:wne="http://schemas.microsoft.com/office/word/2006/wordml" xmlns:wps="http://schemas.microsoft.com/office/word/2010/wordprocessingShape" mc:Ignorable="w14 w15 w16se w16cid wp14">
   <w:numPicBullet w:numPicBulletId="0">
     <w:pict>
-      <v:rect id="_x0000_i1026" style="width:0;height:1.5pt" o:hralign="center" o:bullet="t" o:hrstd="t" o:hr="t" fillcolor="#a0a0a0" stroked="f"/>
+      <v:rect id="_x0000_i1030" style="width:0;height:1.5pt" o:hralign="center" o:bullet="t" o:hrstd="t" o:hr="t" fillcolor="#a0a0a0" stroked="f"/>
     </w:pict>
   </w:numPicBullet>
   <w:numPicBullet w:numPicBulletId="1">
     <w:pict>
-      <v:rect id="_x0000_i1027" style="width:0;height:1.5pt" o:hralign="center" o:bullet="t" o:hrstd="t" o:hr="t" fillcolor="#a0a0a0" stroked="f"/>
+      <v:rect id="_x0000_i1031" style="width:0;height:1.5pt" o:hralign="center" o:bullet="t" o:hrstd="t" o:hr="t" fillcolor="#a0a0a0" stroked="f"/>
     </w:pict>
   </w:numPicBullet>
   <w:abstractNum w:abstractNumId="0" w15:restartNumberingAfterBreak="0">
@@ -21685,17 +21831,17 @@
       </w:rPr>
     </w:lvl>
   </w:abstractNum>
-  <w:num w:numId="1" w16cid:durableId="1964187523">
+  <w:num w:numId="1">
     <w:abstractNumId w:val="1"/>
   </w:num>
-  <w:num w:numId="2" w16cid:durableId="1143736041">
+  <w:num w:numId="2">
     <w:abstractNumId w:val="0"/>
   </w:num>
 </w:numbering>
 </file>
 
 <file path=word/styles.xml><?xml version="1.0" encoding="utf-8"?>
-<w:styles xmlns:mc="http://schemas.openxmlformats.org/markup-compatibility/2006" xmlns:r="http://schemas.openxmlformats.org/officeDocument/2006/relationships" xmlns:w="http://schemas.openxmlformats.org/wordprocessingml/2006/main" xmlns:w14="http://schemas.microsoft.com/office/word/2010/wordml" xmlns:w15="http://schemas.microsoft.com/office/word/2012/wordml" xmlns:w16cex="http://schemas.microsoft.com/office/word/2018/wordml/cex" xmlns:w16cid="http://schemas.microsoft.com/office/word/2016/wordml/cid" xmlns:w16="http://schemas.microsoft.com/office/word/2018/wordml" xmlns:w16du="http://schemas.microsoft.com/office/word/2023/wordml/word16du" xmlns:w16sdtdh="http://schemas.microsoft.com/office/word/2020/wordml/sdtdatahash" xmlns:w16sdtfl="http://schemas.microsoft.com/office/word/2024/wordml/sdtformatlock" xmlns:w16se="http://schemas.microsoft.com/office/word/2015/wordml/symex" mc:Ignorable="w14 w15 w16se w16cid w16 w16cex w16sdtdh w16sdtfl w16du">
+<w:styles xmlns:mc="http://schemas.openxmlformats.org/markup-compatibility/2006" xmlns:r="http://schemas.openxmlformats.org/officeDocument/2006/relationships" xmlns:w="http://schemas.openxmlformats.org/wordprocessingml/2006/main" xmlns:w14="http://schemas.microsoft.com/office/word/2010/wordml" xmlns:w15="http://schemas.microsoft.com/office/word/2012/wordml" xmlns:w16cid="http://schemas.microsoft.com/office/word/2016/wordml/cid" xmlns:w16se="http://schemas.microsoft.com/office/word/2015/wordml/symex" mc:Ignorable="w14 w15 w16se w16cid">
   <w:docDefaults>
     <w:rPrDefault>
       <w:rPr>
@@ -21713,7 +21859,7 @@
       </w:pPr>
     </w:pPrDefault>
   </w:docDefaults>
-  <w:latentStyles w:defLockedState="0" w:defUIPriority="99" w:defSemiHidden="0" w:defUnhideWhenUsed="0" w:defQFormat="0" w:count="376">
+  <w:latentStyles w:defLockedState="0" w:defUIPriority="99" w:defSemiHidden="0" w:defUnhideWhenUsed="0" w:defQFormat="0" w:count="375">
     <w:lsdException w:name="Normal" w:uiPriority="0" w:qFormat="1"/>
     <w:lsdException w:name="heading 1" w:uiPriority="9" w:qFormat="1"/>
     <w:lsdException w:name="heading 2" w:semiHidden="1" w:uiPriority="9" w:unhideWhenUsed="1" w:qFormat="1"/>
@@ -22089,7 +22235,6 @@
     <w:lsdException w:name="Smart Hyperlink" w:semiHidden="1" w:unhideWhenUsed="1"/>
     <w:lsdException w:name="Hashtag" w:semiHidden="1" w:unhideWhenUsed="1"/>
     <w:lsdException w:name="Unresolved Mention" w:semiHidden="1" w:unhideWhenUsed="1"/>
-    <w:lsdException w:name="Smart Link" w:semiHidden="1" w:unhideWhenUsed="1"/>
   </w:latentStyles>
   <w:style w:type="paragraph" w:default="1" w:styleId="Normal">
     <w:name w:val="Normal"/>

--- a/db/documantation.docx
+++ b/db/documantation.docx
@@ -19744,8 +19744,6 @@
         </w:rPr>
         <w:t xml:space="preserve"> done</w:t>
       </w:r>
-      <w:bookmarkStart w:id="0" w:name="_GoBack"/>
-      <w:bookmarkEnd w:id="0"/>
     </w:p>
     <w:tbl>
       <w:tblPr>
@@ -20584,10 +20582,12 @@
         </w:rPr>
         <w:t>schedule</w:t>
       </w:r>
+      <w:bookmarkStart w:id="0" w:name="_GoBack"/>
+      <w:bookmarkEnd w:id="0"/>
     </w:p>
     <w:tbl>
       <w:tblPr>
-        <w:tblW w:w="0" w:type="auto"/>
+        <w:tblW w:w="9297" w:type="dxa"/>
         <w:tblCellSpacing w:w="15" w:type="dxa"/>
         <w:tblBorders>
           <w:top w:val="single" w:sz="4" w:space="0" w:color="auto"/>
@@ -20606,12 +20606,13 @@
         <w:tblLook w:val="04A0" w:firstRow="1" w:lastRow="0" w:firstColumn="1" w:lastColumn="0" w:noHBand="0" w:noVBand="1"/>
       </w:tblPr>
       <w:tblGrid>
-        <w:gridCol w:w="1789"/>
-        <w:gridCol w:w="1160"/>
-        <w:gridCol w:w="509"/>
+        <w:gridCol w:w="4839"/>
+        <w:gridCol w:w="3137"/>
+        <w:gridCol w:w="1321"/>
       </w:tblGrid>
       <w:tr>
         <w:trPr>
+          <w:trHeight w:val="383"/>
           <w:tblHeader/>
           <w:tblCellSpacing w:w="15" w:type="dxa"/>
         </w:trPr>
@@ -20708,6 +20709,7 @@
       </w:tr>
       <w:tr>
         <w:trPr>
+          <w:trHeight w:val="383"/>
           <w:tblCellSpacing w:w="15" w:type="dxa"/>
         </w:trPr>
         <w:tc>
@@ -20788,6 +20790,7 @@
       </w:tr>
       <w:tr>
         <w:trPr>
+          <w:trHeight w:val="383"/>
           <w:tblCellSpacing w:w="15" w:type="dxa"/>
         </w:trPr>
         <w:tc>
@@ -20872,6 +20875,7 @@
       </w:tr>
       <w:tr>
         <w:trPr>
+          <w:trHeight w:val="383"/>
           <w:tblCellSpacing w:w="15" w:type="dxa"/>
         </w:trPr>
         <w:tc>
@@ -20946,6 +20950,7 @@
       </w:tr>
       <w:tr>
         <w:trPr>
+          <w:trHeight w:val="362"/>
           <w:tblCellSpacing w:w="15" w:type="dxa"/>
         </w:trPr>
         <w:tc>
@@ -21020,6 +21025,7 @@
       </w:tr>
       <w:tr>
         <w:trPr>
+          <w:trHeight w:val="383"/>
           <w:tblCellSpacing w:w="15" w:type="dxa"/>
         </w:trPr>
         <w:tc>
@@ -21091,6 +21097,7 @@
       </w:tr>
       <w:tr>
         <w:trPr>
+          <w:trHeight w:val="383"/>
           <w:tblCellSpacing w:w="15" w:type="dxa"/>
         </w:trPr>
         <w:tc>
@@ -21162,6 +21169,7 @@
       </w:tr>
       <w:tr>
         <w:trPr>
+          <w:trHeight w:val="383"/>
           <w:tblCellSpacing w:w="15" w:type="dxa"/>
         </w:trPr>
         <w:tc>
@@ -21231,6 +21239,7 @@
       </w:tr>
       <w:tr>
         <w:trPr>
+          <w:trHeight w:val="362"/>
           <w:tblCellSpacing w:w="15" w:type="dxa"/>
         </w:trPr>
         <w:tc>
@@ -21300,6 +21309,7 @@
       </w:tr>
       <w:tr>
         <w:trPr>
+          <w:trHeight w:val="383"/>
           <w:tblCellSpacing w:w="15" w:type="dxa"/>
         </w:trPr>
         <w:tc>
@@ -21369,6 +21379,7 @@
       </w:tr>
       <w:tr>
         <w:trPr>
+          <w:trHeight w:val="383"/>
           <w:tblCellSpacing w:w="15" w:type="dxa"/>
         </w:trPr>
         <w:tc>
@@ -21392,6 +21403,7 @@
                 <w:kern w:val="0"/>
                 <w14:ligatures w14:val="none"/>
               </w:rPr>
+              <w:lastRenderedPageBreak/>
               <w:t>Created_by</w:t>
             </w:r>
             <w:proofErr w:type="spellEnd"/>
@@ -21448,6 +21460,7 @@
       </w:tr>
       <w:tr>
         <w:trPr>
+          <w:trHeight w:val="383"/>
           <w:tblCellSpacing w:w="15" w:type="dxa"/>
         </w:trPr>
         <w:tc>
@@ -21541,12 +21554,12 @@
 <w:numbering xmlns:wpc="http://schemas.microsoft.com/office/word/2010/wordprocessingCanvas" xmlns:cx="http://schemas.microsoft.com/office/drawing/2014/chartex" xmlns:cx1="http://schemas.microsoft.com/office/drawing/2015/9/8/chartex" xmlns:cx2="http://schemas.microsoft.com/office/drawing/2015/10/21/chartex" xmlns:cx3="http://schemas.microsoft.com/office/drawing/2016/5/9/chartex" xmlns:cx4="http://schemas.microsoft.com/office/drawing/2016/5/10/chartex" xmlns:cx5="http://schemas.microsoft.com/office/drawing/2016/5/11/chartex" xmlns:cx6="http://schemas.microsoft.com/office/drawing/2016/5/12/chartex" xmlns:cx7="http://schemas.microsoft.com/office/drawing/2016/5/13/chartex" xmlns:cx8="http://schemas.microsoft.com/office/drawing/2016/5/14/chartex" xmlns:mc="http://schemas.openxmlformats.org/markup-compatibility/2006" xmlns:aink="http://schemas.microsoft.com/office/drawing/2016/ink" xmlns:am3d="http://schemas.microsoft.com/office/drawing/2017/model3d" xmlns:o="urn:schemas-microsoft-com:office:office" xmlns:r="http://schemas.openxmlformats.org/officeDocument/2006/relationships" xmlns:m="http://schemas.openxmlformats.org/officeDocument/2006/math" xmlns:v="urn:schemas-microsoft-com:vml" xmlns:wp14="http://schemas.microsoft.com/office/word/2010/wordprocessingDrawing" xmlns:wp="http://schemas.openxmlformats.org/drawingml/2006/wordprocessingDrawing" xmlns:w10="urn:schemas-microsoft-com:office:word" xmlns:w="http://schemas.openxmlformats.org/wordprocessingml/2006/main" xmlns:w14="http://schemas.microsoft.com/office/word/2010/wordml" xmlns:w15="http://schemas.microsoft.com/office/word/2012/wordml" xmlns:w16cid="http://schemas.microsoft.com/office/word/2016/wordml/cid" xmlns:w16se="http://schemas.microsoft.com/office/word/2015/wordml/symex" xmlns:wpg="http://schemas.microsoft.com/office/word/2010/wordprocessingGroup" xmlns:wpi="http://schemas.microsoft.com/office/word/2010/wordprocessingInk" xmlns:wne="http://schemas.microsoft.com/office/word/2006/wordml" xmlns:wps="http://schemas.microsoft.com/office/word/2010/wordprocessingShape" mc:Ignorable="w14 w15 w16se w16cid wp14">
   <w:numPicBullet w:numPicBulletId="0">
     <w:pict>
-      <v:rect id="_x0000_i1030" style="width:0;height:1.5pt" o:hralign="center" o:bullet="t" o:hrstd="t" o:hr="t" fillcolor="#a0a0a0" stroked="f"/>
+      <v:rect id="_x0000_i1028" style="width:0;height:1.5pt" o:hralign="center" o:bullet="t" o:hrstd="t" o:hr="t" fillcolor="#a0a0a0" stroked="f"/>
     </w:pict>
   </w:numPicBullet>
   <w:numPicBullet w:numPicBulletId="1">
     <w:pict>
-      <v:rect id="_x0000_i1031" style="width:0;height:1.5pt" o:hralign="center" o:bullet="t" o:hrstd="t" o:hr="t" fillcolor="#a0a0a0" stroked="f"/>
+      <v:rect id="_x0000_i1029" style="width:0;height:1.5pt" o:hralign="center" o:bullet="t" o:hrstd="t" o:hr="t" fillcolor="#a0a0a0" stroked="f"/>
     </w:pict>
   </w:numPicBullet>
   <w:abstractNum w:abstractNumId="0" w15:restartNumberingAfterBreak="0">
